--- a/郑璎_《汉唐百戏书写研究》二稿参考文献1_20260225_参考文献_学位论文修改.docx
+++ b/郑璎_《汉唐百戏书写研究》二稿参考文献1_20260225_参考文献_学位论文修改.docx
@@ -222,7 +222,7 @@
           <w:b w:val="0"/>
           <w:sz w:val="24"/>
         </w:rPr>
-        <w:t>1. [汉]司马迁：《史记》，北京：中华书局，1959年。</w:t>
+        <w:t>1. [汉]司马迁撰，[宋]裴驷集解，[唐]司马贞索隐，[唐]张守节正义：《史记》，北京：中华书局，1982年。</w:t>
       </w:r>
     </w:p>
     <w:p>
@@ -237,7 +237,7 @@
           <w:b w:val="0"/>
           <w:sz w:val="24"/>
         </w:rPr>
-        <w:t>2. [汉]班固撰，[唐]颜师古注：《汉书》，北京：中华书局，1962年。</w:t>
+        <w:t>2. [汉]班固撰，[唐]颜师古注：《汉书》，北京：中华书局，1982年。</w:t>
       </w:r>
     </w:p>
     <w:p>
@@ -312,7 +312,7 @@
           <w:b w:val="0"/>
           <w:sz w:val="24"/>
         </w:rPr>
-        <w:t>7. [晋]陈寿撰，[南朝宋]裴松之注：《三国志》，北京：中华书局，1959年。</w:t>
+        <w:t>7. [晋]陈寿撰：《三国志》，北京：中华书局，1997年。</w:t>
       </w:r>
     </w:p>
     <w:p>
@@ -342,7 +342,7 @@
           <w:b w:val="0"/>
           <w:sz w:val="24"/>
         </w:rPr>
-        <w:t>9. [晋]干宝撰，汪绍楹校注：《搜神记》，北京：中华书局，1979年。</w:t>
+        <w:t>9. [晋]干宝撰，曹光甫校点：《汉魏六朝笔记小说大观·搜神记》，上海：上海古籍出版社，1999年。</w:t>
       </w:r>
     </w:p>
     <w:p>
@@ -417,7 +417,7 @@
           <w:b w:val="0"/>
           <w:sz w:val="24"/>
         </w:rPr>
-        <w:t>14. [北魏]杨衒之撰，周祖谟校释：《洛阳伽蓝记校释》，北京：中华书局，2010年。</w:t>
+        <w:t>14. [北魏]杨衒之著：《洛阳伽蓝记校笺》，北京：中华书局，2006年。</w:t>
       </w:r>
     </w:p>
     <w:p>
@@ -947,6 +947,96 @@
     </w:p>
     <w:p>
       <w:pPr>
+        <w:spacing w:before="0" w:after="0" w:lineRule="exact" w:line="400"/>
+        <w:ind w:firstLine="0"/>
+        <w:jc w:val="both"/>
+      </w:pPr>
+      <w:r>
+        <w:rPr w:rFonts="宋体">
+          <w:rFonts w:ascii="宋体" w:hAnsi="宋体" w:eastAsia="宋体"/>
+          <w:b w:val="0"/>
+          <w:sz w:val="24"/>
+        </w:rPr>
+        <w:t xml:space="preserve">[唐]李延寿撰：《北史》，北京：中华书局，1974年。</w:t>
+      </w:r>
+    </w:p>
+    <w:p>
+      <w:pPr>
+        <w:spacing w:before="0" w:after="0" w:lineRule="exact" w:line="400"/>
+        <w:ind w:firstLine="0"/>
+        <w:jc w:val="both"/>
+      </w:pPr>
+      <w:r>
+        <w:rPr w:rFonts="宋体">
+          <w:rFonts w:ascii="宋体" w:hAnsi="宋体" w:eastAsia="宋体"/>
+          <w:b w:val="0"/>
+          <w:sz w:val="24"/>
+        </w:rPr>
+        <w:t xml:space="preserve">[宋]李昉等编：《文苑英华》，北京：中华书局，1966年。</w:t>
+      </w:r>
+    </w:p>
+    <w:p>
+      <w:pPr>
+        <w:spacing w:before="0" w:after="0" w:lineRule="exact" w:line="400"/>
+        <w:ind w:firstLine="0"/>
+        <w:jc w:val="both"/>
+      </w:pPr>
+      <w:r>
+        <w:rPr w:rFonts="宋体">
+          <w:rFonts w:ascii="宋体" w:hAnsi="宋体" w:eastAsia="宋体"/>
+          <w:b w:val="0"/>
+          <w:sz w:val="24"/>
+        </w:rPr>
+        <w:t xml:space="preserve">[清]纪昀撰：《四库全书总目提要》，石家庄：河北人民出版社，2000年。</w:t>
+      </w:r>
+    </w:p>
+    <w:p>
+      <w:pPr>
+        <w:spacing w:before="0" w:after="0" w:lineRule="exact" w:line="400"/>
+        <w:ind w:firstLine="0"/>
+        <w:jc w:val="both"/>
+      </w:pPr>
+      <w:r>
+        <w:rPr w:rFonts="宋体">
+          <w:rFonts w:ascii="宋体" w:hAnsi="宋体" w:eastAsia="宋体"/>
+          <w:b w:val="0"/>
+          <w:sz w:val="24"/>
+        </w:rPr>
+        <w:t xml:space="preserve">[清]永瑢撰：《四库全书总目》，北京：中华书局，1965年。</w:t>
+      </w:r>
+    </w:p>
+    <w:p>
+      <w:pPr>
+        <w:spacing w:before="0" w:after="0" w:lineRule="exact" w:line="400"/>
+        <w:ind w:firstLine="0"/>
+        <w:jc w:val="both"/>
+      </w:pPr>
+      <w:r>
+        <w:rPr w:rFonts="宋体">
+          <w:rFonts w:ascii="宋体" w:hAnsi="宋体" w:eastAsia="宋体"/>
+          <w:b w:val="0"/>
+          <w:sz w:val="24"/>
+        </w:rPr>
+        <w:t xml:space="preserve">[清]陈元龙编：《历代赋汇》，南京：凤凰出版社，2004年。</w:t>
+      </w:r>
+    </w:p>
+    <w:p>
+      <w:pPr>
+        <w:spacing w:before="0" w:after="0" w:lineRule="exact" w:line="400"/>
+        <w:ind w:firstLine="0"/>
+        <w:jc w:val="both"/>
+      </w:pPr>
+      <w:r>
+        <w:rPr w:rFonts="宋体">
+          <w:rFonts w:ascii="宋体" w:hAnsi="宋体" w:eastAsia="宋体"/>
+          <w:b w:val="0"/>
+          <w:sz w:val="24"/>
+        </w:rPr>
+        <w:t xml:space="preserve">[晋]陈寿撰，[南朝宋]裴松之注，卢弼集解：《三国志集解》，北京：中华书局，1982年。</w:t>
+      </w:r>
+    </w:p>
+    <w:p>
+      <w:pPr>
         <w:spacing w:lineRule="exact" w:line="400" w:before="60" w:after="60"/>
         <w:ind w:firstLine="482"/>
         <w:jc w:val="left"/>
@@ -1241,7 +1331,7 @@
           <w:b w:val="0"/>
           <w:sz w:val="24"/>
         </w:rPr>
-        <w:t>1. 王国维：《宋元戏曲史》，上海：商务印书馆，1915年。</w:t>
+        <w:t xml:space="preserve">1. 王国维：《宋元戏曲史》，上海：商务印书馆，1915年。</w:t>
       </w:r>
     </w:p>
     <w:p>
@@ -1256,7 +1346,7 @@
           <w:b w:val="0"/>
           <w:sz w:val="24"/>
         </w:rPr>
-        <w:t>2. 陈万里编：《原戏》，景山书社，1927年。</w:t>
+        <w:t xml:space="preserve">2. 陈万里编：《原戏》，景山书社，1927年。</w:t>
       </w:r>
     </w:p>
     <w:p>
@@ -1271,7 +1361,7 @@
           <w:b w:val="0"/>
           <w:sz w:val="24"/>
         </w:rPr>
-        <w:t>3. 杨荫深：《中国游艺研究》，上海：上海文艺出版社，1990年（1935年初版影印）。</w:t>
+        <w:t xml:space="preserve">3. 杨荫深：《中国游艺研究》，上海：上海文艺出版社，1990年（1935年初版影印）。</w:t>
       </w:r>
     </w:p>
     <w:p>
@@ -1286,7 +1376,7 @@
           <w:b w:val="0"/>
           <w:sz w:val="24"/>
         </w:rPr>
-        <w:t>4. 冯沅君：《古优解》，上海：商务印书馆，1944年。</w:t>
+        <w:t xml:space="preserve">4. 冯沅君：《古优解》，上海：商务印书馆，1944年。</w:t>
       </w:r>
     </w:p>
     <w:p>
@@ -1301,7 +1391,7 @@
           <w:b w:val="0"/>
           <w:sz w:val="24"/>
         </w:rPr>
-        <w:t>5. 周贻白：《中国戏曲史长编》，北京：人民文学出版社，1960年。</w:t>
+        <w:t xml:space="preserve">5. 周贻白：《中国戏曲史长编》，北京：人民文学出版社，1960年。</w:t>
       </w:r>
     </w:p>
     <w:p>
@@ -1316,7 +1406,7 @@
           <w:b w:val="0"/>
           <w:sz w:val="24"/>
         </w:rPr>
-        <w:t>6. 郭庆藩：《新编诸子集成·庄子集释》，北京：中华书局，1961年。</w:t>
+        <w:t xml:space="preserve">6. 郭庆藩：《新编诸子集成·庄子集释》，北京：中华书局，1961年。</w:t>
       </w:r>
     </w:p>
     <w:p>
@@ -1331,7 +1421,7 @@
           <w:b w:val="0"/>
           <w:sz w:val="24"/>
         </w:rPr>
-        <w:t>7. 周贻白：《中国戏曲发展史纲要》，上海：上海古籍出版社，1979年。</w:t>
+        <w:t xml:space="preserve">7. 周贻白：《中国戏曲发展史纲要》，上海：上海古籍出版社，1979年。</w:t>
       </w:r>
     </w:p>
     <w:p>
@@ -1346,7 +1436,7 @@
           <w:b w:val="0"/>
           <w:sz w:val="24"/>
         </w:rPr>
-        <w:t>8. 袁珂校注：《山海经校注》，上海：上海古籍出版社，1980年。</w:t>
+        <w:t xml:space="preserve">8. 袁珂校注：《山海经校注》，上海：上海古籍出版社，1980年。</w:t>
       </w:r>
     </w:p>
     <w:p>
@@ -1361,7 +1451,7 @@
           <w:b w:val="0"/>
           <w:sz w:val="24"/>
         </w:rPr>
-        <w:t>9. 杨荫浏：《中国古代音乐史稿》，北京：人民音乐出版社，1981年。</w:t>
+        <w:t xml:space="preserve">9. 杨荫浏：《中国古代音乐史稿》，上海：上海音乐出版社，1981年。</w:t>
       </w:r>
     </w:p>
     <w:p>
@@ -1376,7 +1466,7 @@
           <w:b w:val="0"/>
           <w:sz w:val="24"/>
         </w:rPr>
-        <w:t>10. 傅起凤、傅腾龙：《中国杂技》，天津：天津科学技术出版社，1983年。</w:t>
+        <w:t xml:space="preserve">10. 傅起凤、傅腾龙：《中国杂技》，天津：天津科学技术出版社，1983年。</w:t>
       </w:r>
     </w:p>
     <w:p>
@@ -1391,7 +1481,7 @@
           <w:b w:val="0"/>
           <w:sz w:val="24"/>
         </w:rPr>
-        <w:t>11. 董每戡：《说剧》，北京：人民出版社，1983年。</w:t>
+        <w:t xml:space="preserve">11. 董每戡：《说剧》，北京：人民出版社，1983年。</w:t>
       </w:r>
     </w:p>
     <w:p>
@@ -1406,7 +1496,7 @@
           <w:b w:val="0"/>
           <w:sz w:val="24"/>
         </w:rPr>
-        <w:t>12. 叶大兵：《中国百戏史话》，杭州：浙江人民出版社，1985年。</w:t>
+        <w:t xml:space="preserve">12. 任半塘：《唐戏弄》，上海：上海古籍出版社，1984年。</w:t>
       </w:r>
     </w:p>
     <w:p>
@@ -1421,7 +1511,7 @@
           <w:b w:val="0"/>
           <w:sz w:val="24"/>
         </w:rPr>
-        <w:t>13. 南阳汉代画像石学术讨论会办公室编：《汉代画像石研究》，北京：文物出版社，1987年。</w:t>
+        <w:t xml:space="preserve">13. 叶大宾：《中国百戏史话》，杭州：浙江人民出版社，1985年。</w:t>
       </w:r>
     </w:p>
     <w:p>
@@ -1436,7 +1526,7 @@
           <w:b w:val="0"/>
           <w:sz w:val="24"/>
         </w:rPr>
-        <w:t>14. 聂传学：《百戏奇观》，北京：文化艺术出版社，1989年。</w:t>
+        <w:t xml:space="preserve">14. 谷苞：《古代新疆的音乐舞蹈与古代社会》，新疆人民出版社，1986年版。</w:t>
       </w:r>
     </w:p>
     <w:p>
@@ -1451,7 +1541,7 @@
           <w:b w:val="0"/>
           <w:sz w:val="24"/>
         </w:rPr>
-        <w:t>15. 萧亢达：《汉代乐舞百戏艺术研究》，北京：文物出版社，1991年。</w:t>
+        <w:t xml:space="preserve">15. 南阳汉代画像石学术讨论会办公室编：《汉代画像石研究》，北京：文物出版社，1987年。</w:t>
       </w:r>
     </w:p>
     <w:p>
@@ -1466,7 +1556,7 @@
           <w:b w:val="0"/>
           <w:sz w:val="24"/>
         </w:rPr>
-        <w:t>16. 萧兵：《傩蜡之风——长江流域宗教戏剧文化》，南京：江苏人民出版社，1992年。</w:t>
+        <w:t xml:space="preserve">16. 聂传学：《百戏奇观》，北京：文化艺术出版社，1989年。</w:t>
       </w:r>
     </w:p>
     <w:p>
@@ -1481,7 +1571,7 @@
           <w:b w:val="0"/>
           <w:sz w:val="24"/>
         </w:rPr>
-        <w:t>17. 陈永正主编：《中国方术大辞典》，广州：中山大学出版社，1991年。</w:t>
+        <w:t xml:space="preserve">17. 杨燕起、俞樟华编：《史记研究资料索引和论文专著提要》，兰州：兰州大学出版社，1989年。</w:t>
       </w:r>
     </w:p>
     <w:p>
@@ -1496,7 +1586,7 @@
           <w:b w:val="0"/>
           <w:sz w:val="24"/>
         </w:rPr>
-        <w:t>18. 李建民：《中国古代游艺史——乐舞百戏与社会生活之研究》，台北：东大图书，1993年。</w:t>
+        <w:t xml:space="preserve">18. 陈永正主编：《中国方术大辞典》，广州：中山大学出版社，1991年。</w:t>
       </w:r>
     </w:p>
     <w:p>
@@ -1511,7 +1601,7 @@
           <w:b w:val="0"/>
           <w:sz w:val="24"/>
         </w:rPr>
-        <w:t>19. 周楞伽：《幻术奇谈》，上海：上海古籍出版社，1993年。</w:t>
+        <w:t xml:space="preserve">19. 萧兵：《傩蜡之风——长江流域宗教戏剧文化》，南京：江苏人民出版社，1992年。</w:t>
       </w:r>
     </w:p>
     <w:p>
@@ -1526,7 +1616,7 @@
           <w:b w:val="0"/>
           <w:sz w:val="24"/>
         </w:rPr>
-        <w:t>20. 康乐：《从西郊到南郊——国家祭典与北魏政治》，台北：稻禾出版社，1995年。</w:t>
+        <w:t xml:space="preserve">20. 李建民：《中国古代游艺史——乐舞百戏与社会生活之研究》，台北：东大图书，1993年。</w:t>
       </w:r>
     </w:p>
     <w:p>
@@ -1541,7 +1631,7 @@
           <w:b w:val="0"/>
           <w:sz w:val="24"/>
         </w:rPr>
-        <w:t>21. 林梅村：《汉唐西域与中国文明》，北京：文物出版社，1998年。</w:t>
+        <w:t xml:space="preserve">21. 周楞伽：《幻术奇谈》，上海：上海古籍出版社，1993年。</w:t>
       </w:r>
     </w:p>
     <w:p>
@@ -1556,7 +1646,7 @@
           <w:b w:val="0"/>
           <w:sz w:val="24"/>
         </w:rPr>
-        <w:t>22. 蔡鸿生：《唐代九姓胡与突厥文化》，北京：中华书局，1998年。</w:t>
+        <w:t xml:space="preserve">22. 费振刚编：《全汉赋》，北京：北京大学出版社，1993年。</w:t>
       </w:r>
     </w:p>
     <w:p>
@@ -1571,7 +1661,7 @@
           <w:b w:val="0"/>
           <w:sz w:val="24"/>
         </w:rPr>
-        <w:t>23. 胡大雷：《中古文学集团》，桂林：广西师范大学出版社，1996年。</w:t>
+        <w:t xml:space="preserve">23. 康乐：《从西郊到南郊——国家祭典与北魏政治》，台北：稻禾出版社，1995年。</w:t>
       </w:r>
     </w:p>
     <w:p>
@@ -1586,7 +1676,7 @@
           <w:b w:val="0"/>
           <w:sz w:val="24"/>
         </w:rPr>
-        <w:t>24. 刘荫柏：《中国古代杂技》，北京：商务印书馆，1997年。</w:t>
+        <w:t xml:space="preserve">24. 胡大雷：《中古文学集团》，桂林：广西师范大学出版社，1996年。</w:t>
       </w:r>
     </w:p>
     <w:p>
@@ -1601,7 +1691,7 @@
           <w:b w:val="0"/>
           <w:sz w:val="24"/>
         </w:rPr>
-        <w:t>25. 萧放：《〈荆楚岁时记〉研究：兼论传统中国民众生活的岁时观念》，北京：北京师范大学出版社，2000年。</w:t>
+        <w:t xml:space="preserve">25. 刘荫柏：《中国古代杂技》，北京：商务印书馆，1997年。</w:t>
       </w:r>
     </w:p>
     <w:p>
@@ -1616,7 +1706,7 @@
           <w:b w:val="0"/>
           <w:sz w:val="24"/>
         </w:rPr>
-        <w:t>26. 李荣有：《汉画像的音乐学研究》，北京：京华出版社，2001年。</w:t>
+        <w:t xml:space="preserve">26. 林梅村：《汉唐西域与中国文明》，北京：文物出版社，1998年。</w:t>
       </w:r>
     </w:p>
     <w:p>
@@ -1631,7 +1721,7 @@
           <w:b w:val="0"/>
           <w:sz w:val="24"/>
         </w:rPr>
-        <w:t>27. 吉成名：《中国崇龙习俗研究》，天津：天津古籍出版社，2002年。</w:t>
+        <w:t xml:space="preserve">27. 蔡鸿生：《唐代九姓胡与突厥文化》，北京：中华书局，1998年。</w:t>
       </w:r>
     </w:p>
     <w:p>
@@ -1646,7 +1736,7 @@
           <w:b w:val="0"/>
           <w:sz w:val="24"/>
         </w:rPr>
-        <w:t>28. 傅起凤、傅腾龙：《中国杂技史》，上海：上海人民出版社，2004年。</w:t>
+        <w:t xml:space="preserve">28. 马积高：《赋史》，上海：上海古籍出版社，1998年。</w:t>
       </w:r>
     </w:p>
     <w:p>
@@ -1661,7 +1751,7 @@
           <w:b w:val="0"/>
           <w:sz w:val="24"/>
         </w:rPr>
-        <w:t>29. 罗平：《杂戏》，石家庄：花山文艺出版社，2005年。</w:t>
+        <w:t xml:space="preserve">29. 傅璇琮、陶敏：《唐五代文学编年史》，沈阳：辽海出版社，1998年。</w:t>
       </w:r>
     </w:p>
     <w:p>
@@ -1676,7 +1766,7 @@
           <w:b w:val="0"/>
           <w:sz w:val="24"/>
         </w:rPr>
-        <w:t>30. 陈梦家：《商代的神话与巫术》，北京：中华书局，2006年。</w:t>
+        <w:t xml:space="preserve">30. 李斌城：《隋唐五代社会生活史》，北京：中国社会科学出版社，1998年。</w:t>
       </w:r>
     </w:p>
     <w:p>
@@ -1691,7 +1781,7 @@
           <w:b w:val="0"/>
           <w:sz w:val="24"/>
         </w:rPr>
-        <w:t>31. 刘兴珍、李永林：《中华艺术通史·秦汉卷》，北京：北京师范大学出版社，2006年。</w:t>
+        <w:t xml:space="preserve">31. 乌丙安：《中国民俗学》，沈阳：辽宁大学出版社，1999年。</w:t>
       </w:r>
     </w:p>
     <w:p>
@@ -1706,7 +1796,7 @@
           <w:b w:val="0"/>
           <w:sz w:val="24"/>
         </w:rPr>
-        <w:t>32. 郑传寅：《古代戏曲与东方文化》，武汉：武汉大学出版社，2007年。</w:t>
+        <w:t xml:space="preserve">32. 萧放：《〈荆楚岁时记〉研究：兼论传统中国民众生活的岁时观念》，北京：北京师范大学出版社，2000年。</w:t>
       </w:r>
     </w:p>
     <w:p>
@@ -1721,7 +1811,7 @@
           <w:b w:val="0"/>
           <w:sz w:val="24"/>
         </w:rPr>
-        <w:t>33. 冀昀：《尚书》，北京：线装书局，2007年。</w:t>
+        <w:t xml:space="preserve">33. 李荣有：《汉画像的音乐学研究》，北京：京华出版社，2001年。</w:t>
       </w:r>
     </w:p>
     <w:p>
@@ -1736,7 +1826,7 @@
           <w:b w:val="0"/>
           <w:sz w:val="24"/>
         </w:rPr>
-        <w:t>34. 蔡梦麒：《广韵校释》，长沙：岳麓书院，2007年。</w:t>
+        <w:t xml:space="preserve">34. 吉成名：《中国崇龙习俗研究》，天津：天津古籍出版社，2002年。</w:t>
       </w:r>
     </w:p>
     <w:p>
@@ -1751,7 +1841,7 @@
           <w:b w:val="0"/>
           <w:sz w:val="24"/>
         </w:rPr>
-        <w:t>35. 方勇译注：《庄子》，北京：中华书局，2010年。</w:t>
+        <w:t xml:space="preserve">35. 罗平：《杂戏》，石家庄：花山文艺出版社，2005年。</w:t>
       </w:r>
     </w:p>
     <w:p>
@@ -1766,7 +1856,7 @@
           <w:b w:val="0"/>
           <w:sz w:val="24"/>
         </w:rPr>
-        <w:t>36. 季伟：《汉代乐舞百戏概论》，开封：河南大学出版社，2013年。</w:t>
+        <w:t xml:space="preserve">36. 陈尚君辑校：《全唐文补编》，北京：中华书局，2005年。</w:t>
       </w:r>
     </w:p>
     <w:p>
@@ -1781,7 +1871,7 @@
           <w:b w:val="0"/>
           <w:sz w:val="24"/>
         </w:rPr>
-        <w:t>37. 傅起凤、傅腾龙：《中国杂技史》，上海：上海人民出版社，2014年。</w:t>
+        <w:t xml:space="preserve">37. 陈梦家：《商代的神话与巫术》，北京：中华书局，2006年。</w:t>
       </w:r>
     </w:p>
     <w:p>
@@ -1796,7 +1886,7 @@
           <w:b w:val="0"/>
           <w:sz w:val="24"/>
         </w:rPr>
-        <w:t>38. [美]薛爱华著，吴玉贵译：《撒马尔罕的金桃——唐代舶来品研究》，北京：社会科学文献出版社，2016年。</w:t>
+        <w:t xml:space="preserve">38. 刘兴珍、李永林：《中华艺术通史·秦汉卷》，北京：北京师范大学出版社，2006年。</w:t>
       </w:r>
     </w:p>
     <w:p>
@@ -1811,7 +1901,7 @@
           <w:b w:val="0"/>
           <w:sz w:val="24"/>
         </w:rPr>
-        <w:t>39. 崔乐泉：《图说中国古代百戏杂技》，北京：中国出版集团，2017年。</w:t>
+        <w:t xml:space="preserve">39. 任半塘：《唐声诗》，上海：上海古籍出版社，2006年。</w:t>
       </w:r>
     </w:p>
     <w:p>
@@ -1826,7 +1916,7 @@
           <w:b w:val="0"/>
           <w:sz w:val="24"/>
         </w:rPr>
-        <w:t>40. [美]柯睿著：《舞马与驯鸢》，南京：南京大学出版社，2020年。</w:t>
+        <w:t xml:space="preserve">40. 郑传寅：《古代戏曲与东方文化》，武汉：武汉大学出版社，2007年。</w:t>
       </w:r>
     </w:p>
     <w:p>
@@ -1839,10 +1929,174 @@
         <w:rPr w:rFonts="宋体">
           <w:rFonts w:ascii="宋体" w:hAnsi="宋体" w:eastAsia="宋体"/>
           <w:b w:val="0"/>
-          <w:color w:val="FF0000"/>
           <w:sz w:val="24"/>
         </w:rPr>
-        <w:t>41. 谷苞：《古代新疆的音乐舞蹈与古代社会》，新疆人民出版社，1986年版。</w:t>
+        <w:t xml:space="preserve">41. 冀昀：《尚书》，北京：线装书局，2007年。</w:t>
+      </w:r>
+    </w:p>
+    <w:p>
+      <w:pPr>
+        <w:spacing w:before="0" w:after="0" w:lineRule="exact" w:line="400"/>
+        <w:ind w:firstLine="0"/>
+        <w:jc w:val="both"/>
+      </w:pPr>
+      <w:r>
+        <w:rPr w:rFonts="宋体">
+          <w:rFonts w:ascii="宋体" w:hAnsi="宋体" w:eastAsia="宋体"/>
+          <w:b w:val="0"/>
+          <w:sz w:val="24"/>
+        </w:rPr>
+        <w:t xml:space="preserve">42. 蔡梦麒：《广韵校释》，长沙：岳麓书院，2007年。</w:t>
+      </w:r>
+    </w:p>
+    <w:p>
+      <w:pPr>
+        <w:spacing w:before="0" w:after="0" w:lineRule="exact" w:line="400"/>
+        <w:ind w:firstLine="0"/>
+        <w:jc w:val="both"/>
+      </w:pPr>
+      <w:r>
+        <w:rPr w:rFonts="宋体">
+          <w:rFonts w:ascii="宋体" w:hAnsi="宋体" w:eastAsia="宋体"/>
+          <w:b w:val="0"/>
+          <w:sz w:val="24"/>
+        </w:rPr>
+        <w:t xml:space="preserve">43. 侯立兵：《汉魏六朝赋多维研究》，北京：人民出版社，2007年。</w:t>
+      </w:r>
+    </w:p>
+    <w:p>
+      <w:pPr>
+        <w:spacing w:before="0" w:after="0" w:lineRule="exact" w:line="400"/>
+        <w:ind w:firstLine="0"/>
+        <w:jc w:val="both"/>
+      </w:pPr>
+      <w:r>
+        <w:rPr w:rFonts="宋体">
+          <w:rFonts w:ascii="宋体" w:hAnsi="宋体" w:eastAsia="宋体"/>
+          <w:b w:val="0"/>
+          <w:sz w:val="24"/>
+        </w:rPr>
+        <w:t xml:space="preserve">44. 萧亢达：《汉代乐舞百戏艺术研究》（修订版），北京：文物出版社，2010年。</w:t>
+      </w:r>
+    </w:p>
+    <w:p>
+      <w:pPr>
+        <w:spacing w:before="0" w:after="0" w:lineRule="exact" w:line="400"/>
+        <w:ind w:firstLine="0"/>
+        <w:jc w:val="both"/>
+      </w:pPr>
+      <w:r>
+        <w:rPr w:rFonts="宋体">
+          <w:rFonts w:ascii="宋体" w:hAnsi="宋体" w:eastAsia="宋体"/>
+          <w:b w:val="0"/>
+          <w:sz w:val="24"/>
+        </w:rPr>
+        <w:t xml:space="preserve">45. 方勇译注：《庄子》，北京：中华书局，2010年。</w:t>
+      </w:r>
+    </w:p>
+    <w:p>
+      <w:pPr>
+        <w:spacing w:before="0" w:after="0" w:lineRule="exact" w:line="400"/>
+        <w:ind w:firstLine="0"/>
+        <w:jc w:val="both"/>
+      </w:pPr>
+      <w:r>
+        <w:rPr w:rFonts="宋体">
+          <w:rFonts w:ascii="宋体" w:hAnsi="宋体" w:eastAsia="宋体"/>
+          <w:b w:val="0"/>
+          <w:sz w:val="24"/>
+        </w:rPr>
+        <w:t xml:space="preserve">46. 王国维：《王国维论剧》，北京：中国戏剧出版社，2010年。</w:t>
+      </w:r>
+    </w:p>
+    <w:p>
+      <w:pPr>
+        <w:spacing w:before="0" w:after="0" w:lineRule="exact" w:line="400"/>
+        <w:ind w:firstLine="0"/>
+        <w:jc w:val="both"/>
+      </w:pPr>
+      <w:r>
+        <w:rPr w:rFonts="宋体">
+          <w:rFonts w:ascii="宋体" w:hAnsi="宋体" w:eastAsia="宋体"/>
+          <w:b w:val="0"/>
+          <w:sz w:val="24"/>
+        </w:rPr>
+        <w:t xml:space="preserve">47. 季伟：《汉代乐舞百戏考述》，开封：河南大学出版社，2013年。</w:t>
+      </w:r>
+    </w:p>
+    <w:p>
+      <w:pPr>
+        <w:spacing w:before="0" w:after="0" w:lineRule="exact" w:line="400"/>
+        <w:ind w:firstLine="0"/>
+        <w:jc w:val="both"/>
+      </w:pPr>
+      <w:r>
+        <w:rPr w:rFonts="宋体">
+          <w:rFonts w:ascii="宋体" w:hAnsi="宋体" w:eastAsia="宋体"/>
+          <w:b w:val="0"/>
+          <w:sz w:val="24"/>
+        </w:rPr>
+        <w:t xml:space="preserve">48. 傅起凤、傅腾龙：《中国杂技史》，上海：上海人民出版社，2014年。</w:t>
+      </w:r>
+    </w:p>
+    <w:p>
+      <w:pPr>
+        <w:spacing w:before="0" w:after="0" w:lineRule="exact" w:line="400"/>
+        <w:ind w:firstLine="0"/>
+        <w:jc w:val="both"/>
+      </w:pPr>
+      <w:r>
+        <w:rPr w:rFonts="宋体">
+          <w:rFonts w:ascii="宋体" w:hAnsi="宋体" w:eastAsia="宋体"/>
+          <w:b w:val="0"/>
+          <w:sz w:val="24"/>
+        </w:rPr>
+        <w:t xml:space="preserve">49. 张大可、丁德科主编：《史记论著集成》，北京：商务印书馆，2015年。</w:t>
+      </w:r>
+    </w:p>
+    <w:p>
+      <w:pPr>
+        <w:spacing w:before="0" w:after="0" w:lineRule="exact" w:line="400"/>
+        <w:ind w:firstLine="0"/>
+        <w:jc w:val="both"/>
+      </w:pPr>
+      <w:r>
+        <w:rPr w:rFonts="宋体">
+          <w:rFonts w:ascii="宋体" w:hAnsi="宋体" w:eastAsia="宋体"/>
+          <w:b w:val="0"/>
+          <w:sz w:val="24"/>
+        </w:rPr>
+        <w:t xml:space="preserve">50. [美]薛爱华著，吴玉贵译：《撒马尔罕的金桃——唐代舶来品研究》，北京：社会科学文献出版社，2016年。</w:t>
+      </w:r>
+    </w:p>
+    <w:p>
+      <w:pPr>
+        <w:spacing w:before="0" w:after="0" w:lineRule="exact" w:line="400"/>
+        <w:ind w:firstLine="0"/>
+        <w:jc w:val="both"/>
+      </w:pPr>
+      <w:r>
+        <w:rPr w:rFonts="宋体">
+          <w:rFonts w:ascii="宋体" w:hAnsi="宋体" w:eastAsia="宋体"/>
+          <w:b w:val="0"/>
+          <w:sz w:val="24"/>
+        </w:rPr>
+        <w:t xml:space="preserve">51. 崔乐泉：《图说中国古代百戏杂技》，西安：世界图书出版西安有限公司，2017年。</w:t>
+      </w:r>
+    </w:p>
+    <w:p>
+      <w:pPr>
+        <w:spacing w:before="0" w:after="0" w:lineRule="exact" w:line="400"/>
+        <w:ind w:firstLine="0"/>
+        <w:jc w:val="both"/>
+      </w:pPr>
+      <w:r>
+        <w:rPr w:rFonts="宋体">
+          <w:rFonts w:ascii="宋体" w:hAnsi="宋体" w:eastAsia="宋体"/>
+          <w:b w:val="0"/>
+          <w:sz w:val="24"/>
+        </w:rPr>
+        <w:t xml:space="preserve">52. [美]柯睿著：《舞马与驯鸢》，南京：南京大学出版社，2020年。</w:t>
       </w:r>
     </w:p>
     <w:p>
@@ -1871,7 +2125,7 @@
           <w:b w:val="0"/>
           <w:sz w:val="24"/>
         </w:rPr>
-        <w:t>1. 钱志熙：《汉乐府与"百戏"众艺之关系考论》，《文学遗产》，1992年。</w:t>
+        <w:t xml:space="preserve">1. 刘峻骧：中国杂技艺术源流系列论文，《社会科学战线》，1980年第2—4期。</w:t>
       </w:r>
     </w:p>
     <w:p>
@@ -1886,7 +2140,7 @@
           <w:b w:val="0"/>
           <w:sz w:val="24"/>
         </w:rPr>
-        <w:t>2. 黄竹三：《论泛戏剧形态》，《文学遗产》，1996年第4期。</w:t>
+        <w:t xml:space="preserve">2. 钱志熙：《汉乐府与"百戏"众艺之关系考论》，《文学遗产》，1992年。</w:t>
       </w:r>
     </w:p>
     <w:p>
@@ -1901,7 +2155,7 @@
           <w:b w:val="0"/>
           <w:sz w:val="24"/>
         </w:rPr>
-        <w:t>3. 杨国学：《〈西凉伎〉与西域乐舞的渊源》，《西域研究》，1999年第3期。</w:t>
+        <w:t xml:space="preserve">3. 黄竹三：《论泛戏剧形态》，《文学遗产》，1996年第4期。</w:t>
       </w:r>
     </w:p>
     <w:p>
@@ -1916,7 +2170,7 @@
           <w:b w:val="0"/>
           <w:sz w:val="24"/>
         </w:rPr>
-        <w:t>4. 耿占军：《汉唐时期乐舞与百戏管理机构的设置》，《唐都学刊》，1999年第15卷第4期。</w:t>
+        <w:t xml:space="preserve">4. 杨国学：《〈西凉伎〉与西域乐舞的渊源》，《西域研究》，1999年第3期。</w:t>
       </w:r>
     </w:p>
     <w:p>
@@ -1931,7 +2185,7 @@
           <w:b w:val="0"/>
           <w:sz w:val="24"/>
         </w:rPr>
-        <w:t>5. 康保成：《先秦的散乐与夷乐》，《文化遗产》，2008年第3期。</w:t>
+        <w:t xml:space="preserve">5. 耿占军：《汉唐时期乐舞与百戏管理机构的设置》，《唐都学刊》，1999年第15卷第4期。</w:t>
       </w:r>
     </w:p>
     <w:p>
@@ -1946,7 +2200,7 @@
           <w:b w:val="0"/>
           <w:sz w:val="24"/>
         </w:rPr>
-        <w:t>6. 卜键：《角抵考》，《文学遗产》，2000年第2期。</w:t>
+        <w:t xml:space="preserve">6. 卜键：《角抵考》，《文学遗产》，2000年第2期。</w:t>
       </w:r>
     </w:p>
     <w:p>
@@ -1976,7 +2230,7 @@
           <w:b w:val="0"/>
           <w:sz w:val="24"/>
         </w:rPr>
-        <w:t>8. 杨永俊：《论拓跋鲜卑的西郊祭天》，《民族研究》，2002年第2期。</w:t>
+        <w:t xml:space="preserve">8. 杨永俊：《论拓跋鲜卑的西郊祭天》，《民族研究》，2002年第2期。</w:t>
       </w:r>
     </w:p>
     <w:p>
@@ -1991,7 +2245,7 @@
           <w:b w:val="0"/>
           <w:sz w:val="24"/>
         </w:rPr>
-        <w:t>9. 赵俊波：《唐百戏赋简论》，《上海交通大学学报（哲学社会科学版）》，2003年。</w:t>
+        <w:t xml:space="preserve">9. 赵俊波：《唐百戏赋简论》，《上海交通大学学报（哲学社会科学版）》，2003年。</w:t>
       </w:r>
     </w:p>
     <w:p>
@@ -2006,7 +2260,7 @@
           <w:b w:val="0"/>
           <w:sz w:val="24"/>
         </w:rPr>
-        <w:t>10. 余江：《杂技赋溯源》，《青海社会科学》，2004年。</w:t>
+        <w:t xml:space="preserve">10. 余江：《杂技赋溯源》，《青海社会科学》，2004年。</w:t>
       </w:r>
     </w:p>
     <w:p>
@@ -2021,7 +2275,7 @@
           <w:b w:val="0"/>
           <w:sz w:val="24"/>
         </w:rPr>
-        <w:t>11. 李媛：《六朝时期散乐发展管窥》，《烟台教育学院学报》，2004年。</w:t>
+        <w:t xml:space="preserve">11. 李媛：《六朝时期散乐发展管窥》，《烟台教育学院学报》，2004年。</w:t>
       </w:r>
     </w:p>
     <w:p>
@@ -2036,7 +2290,7 @@
           <w:b w:val="0"/>
           <w:sz w:val="24"/>
         </w:rPr>
-        <w:t>12. 刘永连：《舞马和马舞》，《中国文化研究》，2005年第3期。</w:t>
+        <w:t xml:space="preserve">12. 刘永连：《舞马和马舞》，《中国文化研究》，2005年第3期。</w:t>
       </w:r>
     </w:p>
     <w:p>
@@ -2051,7 +2305,7 @@
           <w:b w:val="0"/>
           <w:sz w:val="24"/>
         </w:rPr>
-        <w:t>13. 耿占军：《汉唐长安乐舞百戏演出场地的选择及其启示》，《唐都学刊》，2005年第21卷第6期。</w:t>
+        <w:t xml:space="preserve">13. 耿占军：《汉唐长安乐舞百戏演出场地的选择及其启示》，《唐都学刊》，2005年第21卷第6期。</w:t>
       </w:r>
     </w:p>
     <w:p>
@@ -2066,7 +2320,7 @@
           <w:b w:val="0"/>
           <w:sz w:val="24"/>
         </w:rPr>
-        <w:t>14. 付明华：《龟兹文明及舞蹈艺术》，《贵州民族学院学报（哲学社会科学版）》，2005年第4期。</w:t>
+        <w:t xml:space="preserve">14. 付明华：《龟兹文明及舞蹈艺术》，《贵州民族学院学报（哲学社会科学版）》，2005年第4期。</w:t>
       </w:r>
     </w:p>
     <w:p>
@@ -2081,7 +2335,7 @@
           <w:b w:val="0"/>
           <w:sz w:val="24"/>
         </w:rPr>
-        <w:t>15. 赵维平：《中国历史上的散乐与百戏》，《中央音乐学院学报》，2006年。</w:t>
+        <w:t xml:space="preserve">15. 赵维平：《中国历史上的散乐与百戏》，《中央音乐学院学报》，2006年。</w:t>
       </w:r>
     </w:p>
     <w:p>
@@ -2096,7 +2350,7 @@
           <w:b w:val="0"/>
           <w:sz w:val="24"/>
         </w:rPr>
-        <w:t>16. 马兴盛、王志鹏：《百戏在六朝的流行及隋唐的极盛》，《敦煌研究》，2006年第2期。</w:t>
+        <w:t xml:space="preserve">16. 马兴盛、王志鹏：《百戏在六朝的流行及隋唐的极盛》，《敦煌研究》，2006年第2期。</w:t>
       </w:r>
     </w:p>
     <w:p>
@@ -2111,7 +2365,7 @@
           <w:b w:val="0"/>
           <w:sz w:val="24"/>
         </w:rPr>
-        <w:t>17. 王立增：《隋诗中的乐舞资料辑录》，《敦煌研究》，2006年第2期。</w:t>
+        <w:t xml:space="preserve">17. 王立增：《隋诗中的乐舞资料辑录》，《敦煌研究》，2006年第2期。</w:t>
       </w:r>
     </w:p>
     <w:p>
@@ -2126,7 +2380,7 @@
           <w:b w:val="0"/>
           <w:sz w:val="24"/>
         </w:rPr>
-        <w:t>18. 樊小敏：《狮舞在新疆的缘起与衰落》，《新疆艺术学院学报》，2006年第1期。</w:t>
+        <w:t xml:space="preserve">18. 樊小敏：《狮舞在新疆的缘起与衰落》，《新疆艺术学院学报》，2006年第1期。</w:t>
       </w:r>
     </w:p>
     <w:p>
@@ -2141,7 +2395,7 @@
           <w:b w:val="0"/>
           <w:sz w:val="24"/>
         </w:rPr>
-        <w:t>19. 郑志刚：《论狮子舞的源流与演变》，《体育文化导刊》，2006年第4期。</w:t>
+        <w:t xml:space="preserve">19. 郑志刚：《论狮子舞的源流与演变》，《体育文化导刊》，2006年第4期。</w:t>
       </w:r>
     </w:p>
     <w:p>
@@ -2156,7 +2410,7 @@
           <w:b w:val="0"/>
           <w:sz w:val="24"/>
         </w:rPr>
-        <w:t>20. 卜键：《从角抵到百戏——秦汉时期中国戏剧的艺术走向》，《徐州工程学院学报》，2007年第5期。</w:t>
+        <w:t xml:space="preserve">20. 卜键：《从角抵到百戏——秦汉时期中国戏剧的艺术走向》，《徐州工程学院学报》，2007年第5期。</w:t>
       </w:r>
     </w:p>
     <w:p>
@@ -2171,7 +2425,7 @@
           <w:b w:val="0"/>
           <w:sz w:val="24"/>
         </w:rPr>
-        <w:t>21. 吴学忠：《浅析汉代百戏的起源及其影响》，《研究与探索》，2007年。</w:t>
+        <w:t xml:space="preserve">21. 吴学忠：《浅析汉代百戏的起源及其影响》，《研究与探索》，2007年。</w:t>
       </w:r>
     </w:p>
     <w:p>
@@ -2186,7 +2440,7 @@
           <w:b w:val="0"/>
           <w:sz w:val="24"/>
         </w:rPr>
-        <w:t>22. 邵小萌：《汉画乐舞百戏的娱人功能》，《南阳师范学院人文社会科学学报》，2007年。</w:t>
+        <w:t xml:space="preserve">22. 邵小萌：《汉画乐舞百戏的娱人功能》，《南阳师范学院人文社会科学学报》，2007年。</w:t>
       </w:r>
     </w:p>
     <w:p>
@@ -2201,7 +2455,7 @@
           <w:b w:val="0"/>
           <w:sz w:val="24"/>
         </w:rPr>
-        <w:t>23. 郑莉、杨静：《汉代百戏的兴盛和禁毁》，《西安文理学院学报（社会科学版）》，2008年。</w:t>
+        <w:t xml:space="preserve">23. 关莉：《汉代乐舞百戏对戏曲艺术的影响》，《南都学坛（人文社会科学学报）》，2007年第27卷第3期。</w:t>
       </w:r>
     </w:p>
     <w:p>
@@ -2216,7 +2470,7 @@
           <w:b w:val="0"/>
           <w:sz w:val="24"/>
         </w:rPr>
-        <w:t>24. 冯灿明：《从〈全唐诗〉观唐代百戏》，《艺海》，2008年第6期。</w:t>
+        <w:t xml:space="preserve">24. 康保成：《先秦的散乐与夷乐》，《文化遗产》，2008年第3期。</w:t>
       </w:r>
     </w:p>
     <w:p>
@@ -2231,7 +2485,7 @@
           <w:b w:val="0"/>
           <w:sz w:val="24"/>
         </w:rPr>
-        <w:t>25. 吴蓓蓓：《浅析汉唐间百戏的沿革》，《安徽文学》，2008年第10期。</w:t>
+        <w:t xml:space="preserve">25. 郑莉、杨静：《汉代百戏的兴盛和禁毁》，《西安文理学院学报（社会科学版）》，2008年第2期。</w:t>
       </w:r>
     </w:p>
     <w:p>
@@ -2246,7 +2500,7 @@
           <w:b w:val="0"/>
           <w:sz w:val="24"/>
         </w:rPr>
-        <w:t>26. 周吉：《西域百戏初考》，《西域研究》，2008年。</w:t>
+        <w:t xml:space="preserve">26. 冯灿明：《从〈全唐诗〉观唐代百戏》，《艺海》，2008年第6期。</w:t>
       </w:r>
     </w:p>
     <w:p>
@@ -2261,7 +2515,7 @@
           <w:b w:val="0"/>
           <w:sz w:val="24"/>
         </w:rPr>
-        <w:t>27. 黄水云：《汉代游艺赋初探》，《中国楚辞学》，2009年第2期。</w:t>
+        <w:t xml:space="preserve">27. 吴蓓蓓：《浅析汉唐间百戏的沿革》，《安徽文学（下半月）》，2008年第10期。</w:t>
       </w:r>
     </w:p>
     <w:p>
@@ -2276,7 +2530,7 @@
           <w:b w:val="0"/>
           <w:sz w:val="24"/>
         </w:rPr>
-        <w:t>28. 陈维昭：《汉代散乐、百戏与汉代俗乐运动》，《复旦学报（社会科学版）》，2009年第5期。</w:t>
+        <w:t xml:space="preserve">28. 周吉：《西域百戏初考》，《西域研究》，2008年。</w:t>
       </w:r>
     </w:p>
     <w:p>
@@ -2291,7 +2545,7 @@
           <w:b w:val="0"/>
           <w:sz w:val="24"/>
         </w:rPr>
-        <w:t>29. 周侃、李楠：《唐代乐舞、百戏观演场所考察》，《兰州学刊》，2009年第3期。</w:t>
+        <w:t xml:space="preserve">29. 黄水云：《汉代游艺赋初探》，《中国楚辞学》，2009年第2期。</w:t>
       </w:r>
     </w:p>
     <w:p>
@@ -2306,7 +2560,7 @@
           <w:b w:val="0"/>
           <w:sz w:val="24"/>
         </w:rPr>
-        <w:t>30. 陈军：《中国古代狮子舞的起源及兴衰史》，《农业考古》，2009年第6期。</w:t>
+        <w:t xml:space="preserve">30. 陈维昭：《汉代散乐、百戏与汉代俗乐运动》，《复旦学报（社会科学版）》，2009年第5期。</w:t>
       </w:r>
     </w:p>
     <w:p>
@@ -2321,7 +2575,7 @@
           <w:b w:val="0"/>
           <w:sz w:val="24"/>
         </w:rPr>
-        <w:t>31. 黎国韬：《东汉禁中大傩仪执事官考》，《民族艺术》，2010年第3期。</w:t>
+        <w:t xml:space="preserve">31. 周侃、李楠：《唐代乐舞、百戏观演场所考察》，《兰州学刊》，2009年第3期。</w:t>
       </w:r>
     </w:p>
     <w:p>
@@ -2336,7 +2590,7 @@
           <w:b w:val="0"/>
           <w:sz w:val="24"/>
         </w:rPr>
-        <w:t>32. 丁保玉：《舞狮文化解读》，《山东师范大学学报（人文社会科学版）》，2010年第6期。</w:t>
+        <w:t xml:space="preserve">32. 陈军：《中国古代狮子舞的起源及兴衰史》，《农业考古》，2009年第6期。</w:t>
       </w:r>
     </w:p>
     <w:p>
@@ -2351,7 +2605,7 @@
           <w:b w:val="0"/>
           <w:sz w:val="24"/>
         </w:rPr>
-        <w:t>33. 钱志熙：《南北朝隋代散乐与戏剧关系札论》，《文学与文化》，2010年。</w:t>
+        <w:t xml:space="preserve">33. 黎国韬：《东汉禁中大傩仪执事官考》，《民族艺术》，2010年第3期。</w:t>
       </w:r>
     </w:p>
     <w:p>
@@ -2366,7 +2620,7 @@
           <w:b w:val="0"/>
           <w:sz w:val="24"/>
         </w:rPr>
-        <w:t>34. 高宁：《从汉唐百戏的发展看其观演场所的演变》，《华中建筑》，2010年第9期。</w:t>
+        <w:t xml:space="preserve">34. 钱志熙：《南北朝隋代散乐与戏剧关系札论》，《文学与文化》，2010年。</w:t>
       </w:r>
     </w:p>
     <w:p>
@@ -2381,7 +2635,7 @@
           <w:b w:val="0"/>
           <w:sz w:val="24"/>
         </w:rPr>
-        <w:t>35. 于平：《中国杂技艺术的发生、演进、类分与美化》，《艺术百家》，2011年。</w:t>
+        <w:t xml:space="preserve">35. 高宁：《从汉唐百戏的发展看其观演场所的演变》，《华中建筑》，2010年第9期。</w:t>
       </w:r>
     </w:p>
     <w:p>
@@ -2396,7 +2650,7 @@
           <w:b w:val="0"/>
           <w:sz w:val="24"/>
         </w:rPr>
-        <w:t>36. 王渭清：《张衡赋作与汉代舞台娱乐文化》，《文史杂辑》，2011年。</w:t>
+        <w:t xml:space="preserve">36. 于平：《中国杂技艺术的发生、演进、类分与美化》，《艺术百家》，2011年。</w:t>
       </w:r>
     </w:p>
     <w:p>
@@ -2411,7 +2665,7 @@
           <w:b w:val="0"/>
           <w:sz w:val="24"/>
         </w:rPr>
-        <w:t>37. 刘茜：《汉画像石中乐舞百戏的功能与意义》，《戏曲艺术》，2011年。</w:t>
+        <w:t xml:space="preserve">37. 王渭清：《张衡赋作与汉代舞台娱乐文化》，《文史杂辑》，2011年。</w:t>
       </w:r>
     </w:p>
     <w:p>
@@ -2426,7 +2680,7 @@
           <w:b w:val="0"/>
           <w:sz w:val="24"/>
         </w:rPr>
-        <w:t>38. 贾璞、于浩洋：《古代中西交流中的百戏》，《中原文物》，2012年。</w:t>
+        <w:t xml:space="preserve">38. 刘茜：《汉画像石中乐舞百戏的功能与意义》，《戏曲艺术》，2011年。</w:t>
       </w:r>
     </w:p>
     <w:p>
@@ -2441,7 +2695,7 @@
           <w:b w:val="0"/>
           <w:sz w:val="24"/>
         </w:rPr>
-        <w:t>39. 张勇敢：《论散乐与百戏的历史关系》，《洛阳师范学院学报》，2012年第6期。</w:t>
+        <w:t xml:space="preserve">39. 贾璞、于浩洋：《古代中西交流中的百戏》，《中原文物》，2012年。</w:t>
       </w:r>
     </w:p>
     <w:p>
@@ -2456,7 +2710,7 @@
           <w:b w:val="0"/>
           <w:sz w:val="24"/>
         </w:rPr>
-        <w:t>40. 郗文倩：《张衡〈西京赋〉"鱼龙曼延"发覆——兼论佛教幻术的东传及其艺术表现》，《文学遗产》，2012年第6期。</w:t>
+        <w:t xml:space="preserve">40. 张勇敢：《论散乐与百戏的历史关系》，《洛阳师范学院学报》，2012年第6期。</w:t>
       </w:r>
     </w:p>
     <w:p>
@@ -2471,7 +2725,7 @@
           <w:b w:val="0"/>
           <w:sz w:val="24"/>
         </w:rPr>
-        <w:t>41. 林移刚：《汉族民俗中的"狮子"形象及其内涵》，《艺术百家》，2012年。</w:t>
+        <w:t xml:space="preserve">41. 林移刚：《汉族民俗中的"狮子"形象及其内涵》，《艺术百家》，2012年。</w:t>
       </w:r>
     </w:p>
     <w:p>
@@ -2486,7 +2740,7 @@
           <w:b w:val="0"/>
           <w:sz w:val="24"/>
         </w:rPr>
-        <w:t>42. 黎国韬：《汉唐百戏管理机构考》，《中华戏曲》第45辑，北京：文化艺术出版社，2012年。</w:t>
+        <w:t xml:space="preserve">42. 黎国韬：《汉唐百戏管理机构考》，《中华戏曲》第45辑，北京：文化艺术出版社，2012年。</w:t>
       </w:r>
     </w:p>
     <w:p>
@@ -2501,7 +2755,7 @@
           <w:b w:val="0"/>
           <w:sz w:val="24"/>
         </w:rPr>
-        <w:t>43. 郑楠：《幻术在汉代的兴盛与禁毁》，《唯实（现代管理）》，2014年第8期。</w:t>
+        <w:t xml:space="preserve">43. 泽吉：《西藏乐舞百戏研究与探讨》，《西藏大学学报（社会科学版）》，2013年。</w:t>
       </w:r>
     </w:p>
     <w:p>
@@ -2516,7 +2770,7 @@
           <w:b w:val="0"/>
           <w:sz w:val="24"/>
         </w:rPr>
-        <w:t>44. 泽吉：《西藏乐舞百戏研究与探讨》，《西藏大学学报（社会科学版）》，2013年。</w:t>
+        <w:t xml:space="preserve">44. 丁保玉：《舞狮文化解读》，《山东师范大学学报（人文社会科学版）》，2014年第6期。</w:t>
       </w:r>
     </w:p>
     <w:p>
@@ -2531,7 +2785,7 @@
           <w:b w:val="0"/>
           <w:sz w:val="24"/>
         </w:rPr>
-        <w:t>45. 张玉新：《汉画像乐舞百戏受众情况的考察与分析》，《古籍整理研究学刊》，2014年第6期。</w:t>
+        <w:t xml:space="preserve">45. 郑楠：《幻术在汉代的兴盛与禁毁》，《唯实（现代管理）》，2014年第8期。</w:t>
       </w:r>
     </w:p>
     <w:p>
@@ -2546,7 +2800,7 @@
           <w:b w:val="0"/>
           <w:sz w:val="24"/>
         </w:rPr>
-        <w:t>46. 于海博：《论唐代百戏的界定》，《乐府学》，2015年第2期。</w:t>
+        <w:t xml:space="preserve">46. 张玉新：《汉画像乐舞百戏受众情况的考察与分析》，《古籍整理研究学刊》，2014年第6期。</w:t>
       </w:r>
     </w:p>
     <w:p>
@@ -2561,7 +2815,7 @@
           <w:b w:val="0"/>
           <w:sz w:val="24"/>
         </w:rPr>
-        <w:t>47. 侯丽俊：《"百戏"在古代社会的历史演变》，《晋中学院学报》，2016年。</w:t>
+        <w:t xml:space="preserve">47. 王青：《〈种梨〉与西域幻术——古典小说与幻术之一》，《古典文学知识》，2014年第4期。</w:t>
       </w:r>
     </w:p>
     <w:p>
@@ -2576,7 +2830,7 @@
           <w:b w:val="0"/>
           <w:sz w:val="24"/>
         </w:rPr>
-        <w:t>48. 杨名：《唐代宫廷舞马活动考述》，《昌吉学院学报》，2016年。</w:t>
+        <w:t xml:space="preserve">48. 王青：《〈偷桃〉与"印度神仙索"——古典小说与幻术之二》，《古典文学知识》，2014年第6期。</w:t>
       </w:r>
     </w:p>
     <w:p>
@@ -2591,7 +2845,7 @@
           <w:b w:val="0"/>
           <w:sz w:val="24"/>
         </w:rPr>
-        <w:t>49. 黎国韬：《"鱼龙幻化"新考及其戏剧史意义发微》，《文学遗产》，2017年第4期。</w:t>
+        <w:t xml:space="preserve">49. 于海博：《论唐代百戏的界定》，《乐府学》，2015年第2期。</w:t>
       </w:r>
     </w:p>
     <w:p>
@@ -2606,7 +2860,7 @@
           <w:b w:val="0"/>
           <w:sz w:val="24"/>
         </w:rPr>
-        <w:t>50. 孙玉安：《唐代百戏诗的主题与功能》，《沧州师范学院学报》，2017年。</w:t>
+        <w:t xml:space="preserve">50. 王青：《印度幻术与〈拾遗记〉——古典小说与幻术之三》，《古典文学知识》，2015年第2期。</w:t>
       </w:r>
     </w:p>
     <w:p>
@@ -2621,7 +2875,7 @@
           <w:b w:val="0"/>
           <w:sz w:val="24"/>
         </w:rPr>
-        <w:t>51. 尹策：《中古志怪小说与幻术艺术》，《学术交流》，2017年第2期。</w:t>
+        <w:t xml:space="preserve">51. 王青：《域外幻术的传入与〈搜神记〉——古典小说与幻术之四》，《古典文学知识》，2015年第4期。</w:t>
       </w:r>
     </w:p>
     <w:p>
@@ -2636,7 +2890,7 @@
           <w:b w:val="0"/>
           <w:sz w:val="24"/>
         </w:rPr>
-        <w:t>52. 雷君：《从院藏百戏俑看汉唐间"百戏"的发展》，《文物天地》，2017年。</w:t>
+        <w:t xml:space="preserve">52. 王青：《佛教僧侣的幻术展示——古典小说与幻术之五》，《古典文学知识》，2015年第6期。</w:t>
       </w:r>
     </w:p>
     <w:p>
@@ -2651,7 +2905,7 @@
           <w:b w:val="0"/>
           <w:sz w:val="24"/>
         </w:rPr>
-        <w:t>53. 于海博：《论唐代狮子舞的地域文化差异》，《北京舞蹈学院学报》，2018年第1期。</w:t>
+        <w:t xml:space="preserve">53. 侯丽俊：《"百戏"在古代社会的历史演变》，《晋中学院学报》，2016年。</w:t>
       </w:r>
     </w:p>
     <w:p>
@@ -2666,7 +2920,7 @@
           <w:b w:val="0"/>
           <w:sz w:val="24"/>
         </w:rPr>
-        <w:t>54. 周泓：《古代汉地之部分西域文化考辩》，《地方文化研究》，2018年第6期，第1-25页。</w:t>
+        <w:t xml:space="preserve">54. 杨名：《唐代宫廷舞马活动考述》，《昌吉学院学报》，2016年。</w:t>
       </w:r>
     </w:p>
     <w:p>
@@ -2681,7 +2935,7 @@
           <w:b w:val="0"/>
           <w:sz w:val="24"/>
         </w:rPr>
-        <w:t>55. 黎国韬：《"早期戏剧史料"新探——以隋唐至两宋类书为中心》，《文学遗产》，2019年第5期。</w:t>
+        <w:t xml:space="preserve">55. 黎国韬：《"鱼龙幻化"新考及其戏剧史意义发微》，《文学遗产》，2017年第4期。</w:t>
       </w:r>
     </w:p>
     <w:p>
@@ -2696,7 +2950,7 @@
           <w:b w:val="0"/>
           <w:sz w:val="24"/>
         </w:rPr>
-        <w:t>56. 王子君：《汉画像乐舞百戏的功能研究》，《美与时代（上）》，2019年。</w:t>
+        <w:t xml:space="preserve">56. 孙玉安：《唐代百戏诗的主题与功能》，《沧州师范学院学报》，2017年。</w:t>
       </w:r>
     </w:p>
     <w:p>
@@ -2711,7 +2965,7 @@
           <w:b w:val="0"/>
           <w:sz w:val="24"/>
         </w:rPr>
-        <w:t>57. 魏云洁：《中国古代宫廷百戏展演的符号交流功能探究》，《符号与传媒》，2021年。</w:t>
+        <w:t xml:space="preserve">57. 尹策：《中古志怪小说与幻术艺术》，《学术交流》，2017年第2期。</w:t>
       </w:r>
     </w:p>
     <w:p>
@@ -2726,7 +2980,7 @@
           <w:b w:val="0"/>
           <w:sz w:val="24"/>
         </w:rPr>
-        <w:t>58. 马银川：《唐代宫廷游艺赋的"国典"性及对汉大赋的追摹》，《济南大学学报（社会科学版）》，2021年。</w:t>
+        <w:t xml:space="preserve">58. 雷君：《从院藏百戏俑看汉唐间"百戏"的发展》，《文物天地》，2017年。</w:t>
       </w:r>
     </w:p>
     <w:p>
@@ -2741,7 +2995,7 @@
           <w:b w:val="0"/>
           <w:sz w:val="24"/>
         </w:rPr>
-        <w:t>59. 尹策：《"解体还形"幻术之文化意蕴及影响》，《明清小说研究》，2021年第2期。</w:t>
+        <w:t xml:space="preserve">59. 于海博：《论唐代狮子舞的地域文化差异》，《北京舞蹈学院学报》，2018年第1期。</w:t>
       </w:r>
     </w:p>
     <w:p>
@@ -2756,7 +3010,7 @@
           <w:b w:val="0"/>
           <w:sz w:val="24"/>
         </w:rPr>
-        <w:t>60. 赵悦岩：《散乐与百戏关系考》，《艺术评鉴》，2022年第15期。</w:t>
+        <w:t xml:space="preserve">60. 周泓：《古代汉地之部分西域文化考辩》，《地方文化研究》，2018年第6期，第1-25页。</w:t>
       </w:r>
     </w:p>
     <w:p>
@@ -2771,7 +3025,7 @@
           <w:b w:val="0"/>
           <w:sz w:val="24"/>
         </w:rPr>
-        <w:t>61. 宋永祥：《"观戏赋"的文本书写及其价值》，《文学研究》，2023年。</w:t>
+        <w:t xml:space="preserve">61. 黎国韬：《"早期戏剧史料"新探——以隋唐至两宋类书为中心》，《文学遗产》，2019年第5期。</w:t>
       </w:r>
     </w:p>
     <w:p>
@@ -2786,7 +3040,7 @@
           <w:b w:val="0"/>
           <w:sz w:val="24"/>
         </w:rPr>
-        <w:t>62. 唐一丹：《论汉代百戏之实与名》，《音乐探索》，2024年第1期。</w:t>
+        <w:t xml:space="preserve">62. 王子君：《汉画像乐舞百戏的功能研究》，《美与时代（上）》，2019年。</w:t>
       </w:r>
     </w:p>
     <w:p>
@@ -2801,7 +3055,7 @@
           <w:b w:val="0"/>
           <w:sz w:val="24"/>
         </w:rPr>
-        <w:t>63. 董迎春：《文明互鉴视域下汉唐百戏杂技的变异与融通》，《学术探索》，2024年。</w:t>
+        <w:t xml:space="preserve">63. 魏云洁：《中国古代宫廷百戏展演的符号交流功能探究》，《符号与传媒》，2021年第1期。</w:t>
       </w:r>
     </w:p>
     <w:p>
@@ -2814,10 +3068,9 @@
         <w:rPr w:rFonts="宋体">
           <w:rFonts w:ascii="宋体" w:hAnsi="宋体" w:eastAsia="宋体"/>
           <w:b w:val="0"/>
-          <w:color w:val="FF0000"/>
           <w:sz w:val="24"/>
         </w:rPr>
-        <w:t>64. 刘峻骧：中国杂技艺术源流系列论文，《社会科学战线》，1980年第2—4期。</w:t>
+        <w:t xml:space="preserve">64. 马银川：《唐代宫廷游艺赋的"国典"性及对汉大赋的追摹》，《济南大学学报（社会科学版）》，2021年。</w:t>
       </w:r>
     </w:p>
     <w:p>
@@ -2830,10 +3083,9 @@
         <w:rPr w:rFonts="宋体">
           <w:rFonts w:ascii="宋体" w:hAnsi="宋体" w:eastAsia="宋体"/>
           <w:b w:val="0"/>
-          <w:color w:val="FF0000"/>
           <w:sz w:val="24"/>
         </w:rPr>
-        <w:t>65. 黎国韬、龙赛州：《中国龙舞渊源新探》（刊名、年份待确认）。</w:t>
+        <w:t xml:space="preserve">65. 尹策：《"解体还形"幻术之文化意蕴及影响》，《明清小说研究》，2021年第2期。</w:t>
       </w:r>
     </w:p>
     <w:p>
@@ -2846,10 +3098,9 @@
         <w:rPr w:rFonts="宋体">
           <w:rFonts w:ascii="宋体" w:hAnsi="宋体" w:eastAsia="宋体"/>
           <w:b w:val="0"/>
-          <w:color w:val="FF0000"/>
           <w:sz w:val="24"/>
         </w:rPr>
-        <w:t>66. 王青：《〈种梨〉与西域幻术——古典小说与幻术之一》，《古典文学知识》，2014年（期号待确认）。</w:t>
+        <w:t xml:space="preserve">66. 郗文倩：《张衡〈西京赋〉"鱼龙曼延"发覆——兼论佛教幻术的东传及其艺术表现》，《文学遗产》，2022年第6期。</w:t>
       </w:r>
     </w:p>
     <w:p>
@@ -2862,10 +3113,9 @@
         <w:rPr w:rFonts="宋体">
           <w:rFonts w:ascii="宋体" w:hAnsi="宋体" w:eastAsia="宋体"/>
           <w:b w:val="0"/>
-          <w:color w:val="FF0000"/>
           <w:sz w:val="24"/>
         </w:rPr>
-        <w:t>67. 王青：《〈偷桃〉与"印度神仙索"——古典小说与幻术之二》，《古典文学知识》（年份期号待确认）。</w:t>
+        <w:t xml:space="preserve">67. 赵悦岩：《散乐与百戏关系考》，《艺术评鉴》，2022年第15期。</w:t>
       </w:r>
     </w:p>
     <w:p>
@@ -2878,10 +3128,9 @@
         <w:rPr w:rFonts="宋体">
           <w:rFonts w:ascii="宋体" w:hAnsi="宋体" w:eastAsia="宋体"/>
           <w:b w:val="0"/>
-          <w:color w:val="FF0000"/>
           <w:sz w:val="24"/>
         </w:rPr>
-        <w:t>68. 王青：《印度幻术与〈拾遗记〉——古典小说与幻术之三》，《古典文学知识》（年份期号待确认）。</w:t>
+        <w:t xml:space="preserve">68. 宋永祥：《"观戏赋"的文本书写及其价值》，《文学研究》，2023年第2期。</w:t>
       </w:r>
     </w:p>
     <w:p>
@@ -2894,10 +3143,9 @@
         <w:rPr w:rFonts="宋体">
           <w:rFonts w:ascii="宋体" w:hAnsi="宋体" w:eastAsia="宋体"/>
           <w:b w:val="0"/>
-          <w:color w:val="FF0000"/>
           <w:sz w:val="24"/>
         </w:rPr>
-        <w:t>69. 王青：《域外幻术的传入与〈搜神记〉——古典小说与幻术之四》，《古典文学知识》（年份期号待确认）。</w:t>
+        <w:t xml:space="preserve">69. 唐一丹：《论汉代百戏之实与名》，《音乐探索》，2024年第1期。</w:t>
       </w:r>
     </w:p>
     <w:p>
@@ -2910,10 +3158,9 @@
         <w:rPr w:rFonts="宋体">
           <w:rFonts w:ascii="宋体" w:hAnsi="宋体" w:eastAsia="宋体"/>
           <w:b w:val="0"/>
-          <w:color w:val="FF0000"/>
           <w:sz w:val="24"/>
         </w:rPr>
-        <w:t>70. 王青：《佛教僧侣的幻术展示——古典小说与幻术之五》，《古典文学知识》（年份期号待确认）。</w:t>
+        <w:t xml:space="preserve">70. 董迎春：《文明互鉴视域下汉唐百戏杂技的变异与融通》，《学术探索》，2024年。</w:t>
       </w:r>
     </w:p>
     <w:p>
@@ -2926,10 +3173,54 @@
         <w:rPr w:rFonts="宋体">
           <w:rFonts w:ascii="宋体" w:hAnsi="宋体" w:eastAsia="宋体"/>
           <w:b w:val="0"/>
-          <w:color w:val="FF0000"/>
           <w:sz w:val="24"/>
         </w:rPr>
-        <w:t>71. 王青：《中古小说中的幻术——古典小说与幻术之六》，《古典文学知识》（年份期号待确认）。</w:t>
+        <w:t xml:space="preserve">71. 王潇萌：《中国"戏曲"萌发期探析》，《黄河之声》，2024年第6期。</w:t>
+      </w:r>
+    </w:p>
+    <w:p>
+      <w:pPr>
+        <w:spacing w:before="0" w:after="0" w:lineRule="exact" w:line="400"/>
+        <w:ind w:firstLine="0"/>
+        <w:jc w:val="both"/>
+      </w:pPr>
+      <w:r>
+        <w:rPr w:rFonts="宋体">
+          <w:rFonts w:ascii="宋体" w:hAnsi="宋体" w:eastAsia="宋体"/>
+          <w:b w:val="0"/>
+          <w:sz w:val="24"/>
+        </w:rPr>
+        <w:t xml:space="preserve">72. 唐一丹：《"以歌舞演故事"——从乐舞与百戏的结合再溯戏曲之源》，《音乐文化研究》，2024年第2期。</w:t>
+      </w:r>
+    </w:p>
+    <w:p>
+      <w:pPr>
+        <w:spacing w:before="0" w:after="0" w:lineRule="exact" w:line="400"/>
+        <w:ind w:firstLine="0"/>
+        <w:jc w:val="both"/>
+      </w:pPr>
+      <w:r>
+        <w:rPr w:rFonts="宋体">
+          <w:rFonts w:ascii="宋体" w:hAnsi="宋体" w:eastAsia="宋体"/>
+          <w:b w:val="0"/>
+          <w:sz w:val="24"/>
+        </w:rPr>
+        <w:t xml:space="preserve">73. 黎国韬、龙赛州：《中国龙舞渊源新探》（刊名、年份待确认）。</w:t>
+      </w:r>
+    </w:p>
+    <w:p>
+      <w:pPr>
+        <w:spacing w:before="0" w:after="0" w:lineRule="exact" w:line="400"/>
+        <w:ind w:firstLine="0"/>
+        <w:jc w:val="both"/>
+      </w:pPr>
+      <w:r>
+        <w:rPr w:rFonts="宋体">
+          <w:rFonts w:ascii="宋体" w:hAnsi="宋体" w:eastAsia="宋体"/>
+          <w:b w:val="0"/>
+          <w:sz w:val="24"/>
+        </w:rPr>
+        <w:t xml:space="preserve">74. 王青：《中古小说中的幻术——古典小说与幻术之六》，《古典文学知识》（年份期号待确认）。</w:t>
       </w:r>
     </w:p>
     <w:p>
@@ -2973,7 +3264,7 @@
           <w:b w:val="0"/>
           <w:sz w:val="24"/>
         </w:rPr>
-        <w:t>1. 龙坚毅：《汉赋与汉代社会》，厦门大学博士论文，2007年。</w:t>
+        <w:t xml:space="preserve">1. 郑永乐：《先秦两汉魏晋六朝舞蹈文学研究》，中国艺术研究院博士学位论文，2004年。</w:t>
       </w:r>
     </w:p>
     <w:p>
@@ -2988,7 +3279,7 @@
           <w:b w:val="0"/>
           <w:sz w:val="24"/>
         </w:rPr>
-        <w:t>2. 杨晓慧：《唐代俗文学研究》，陕西师范大学博士论文，2012年。</w:t>
+        <w:t xml:space="preserve">2. 侯立兵：《汉魏六朝赋多维研究》，陕西师范大学博士学位论文，2005年。</w:t>
       </w:r>
     </w:p>
     <w:p>
@@ -3003,7 +3294,7 @@
           <w:b w:val="0"/>
           <w:sz w:val="24"/>
         </w:rPr>
-        <w:t>3. 王赟馨：《唐代游艺与诗歌》，吉林大学博士论文，2012年。</w:t>
+        <w:t xml:space="preserve">3. 龙坚毅：《汉赋与汉代社会》，厦门大学博士论文，2007年。</w:t>
       </w:r>
     </w:p>
     <w:p>
@@ -3018,7 +3309,7 @@
           <w:b w:val="0"/>
           <w:sz w:val="24"/>
         </w:rPr>
-        <w:t>4. 赵喜惠：《唐代中外艺术交流研究》，陕西师范大学博士论文，2012年。</w:t>
+        <w:t xml:space="preserve">4. 樊庆彦：《古代小说与娱乐文化》，山东大学博士学位论文，2008年。</w:t>
       </w:r>
     </w:p>
     <w:p>
@@ -3033,7 +3324,7 @@
           <w:b w:val="0"/>
           <w:sz w:val="24"/>
         </w:rPr>
-        <w:t>5. 杨名：《唐代舞蹈诗研究》，南京师范大学博士论文，2014年。</w:t>
+        <w:t xml:space="preserve">5. 杨晓慧：《唐代俗文学研究》，陕西师范大学博士论文，2012年。</w:t>
       </w:r>
     </w:p>
     <w:p>
@@ -3048,7 +3339,7 @@
           <w:b w:val="0"/>
           <w:sz w:val="24"/>
         </w:rPr>
-        <w:t>6. 雷铭：《秦汉禁苑研究》，东北师范大学博士论文，2019年。</w:t>
+        <w:t xml:space="preserve">6. 王赟馨：《唐代游艺与诗歌》，吉林大学博士论文，2012年。</w:t>
       </w:r>
     </w:p>
     <w:p>
@@ -3063,7 +3354,7 @@
           <w:b w:val="0"/>
           <w:sz w:val="24"/>
         </w:rPr>
-        <w:t>7. 张裕涵：《唐代百戏演艺研究》，山西师范大学博士论文，2020年。</w:t>
+        <w:t xml:space="preserve">7. 赵喜惠：《唐代中外艺术交流研究》，陕西师范大学博士论文，2012年。</w:t>
       </w:r>
     </w:p>
     <w:p>
@@ -3078,7 +3369,292 @@
           <w:b w:val="0"/>
           <w:sz w:val="24"/>
         </w:rPr>
-        <w:t>8. 高学德：《元前艺术赋史论》，山东大学博士论文，2022年。</w:t>
+        <w:t xml:space="preserve">8. 李琴：《汉代百戏及其音乐研究》，西北师范大学博士学位论文，2013年。</w:t>
+      </w:r>
+    </w:p>
+    <w:p>
+      <w:pPr>
+        <w:spacing w:before="0" w:after="0" w:lineRule="exact" w:line="400"/>
+        <w:ind w:firstLine="0"/>
+        <w:jc w:val="both"/>
+      </w:pPr>
+      <w:r>
+        <w:rPr w:rFonts="宋体">
+          <w:rFonts w:ascii="宋体" w:hAnsi="宋体" w:eastAsia="宋体"/>
+          <w:b w:val="0"/>
+          <w:sz w:val="24"/>
+        </w:rPr>
+        <w:t xml:space="preserve">9. 魏玮：《汉赋与汉代风俗》，西北师范大学博士学位论文，2013年。</w:t>
+      </w:r>
+    </w:p>
+    <w:p>
+      <w:pPr>
+        <w:spacing w:before="0" w:after="0" w:lineRule="exact" w:line="400"/>
+        <w:ind w:firstLine="0"/>
+        <w:jc w:val="both"/>
+      </w:pPr>
+      <w:r>
+        <w:rPr w:rFonts="宋体">
+          <w:rFonts w:ascii="宋体" w:hAnsi="宋体" w:eastAsia="宋体"/>
+          <w:b w:val="0"/>
+          <w:sz w:val="24"/>
+        </w:rPr>
+        <w:t xml:space="preserve">10. 张爽：《角抵戏研究》，江西师范大学博士学位论文，2013年。</w:t>
+      </w:r>
+    </w:p>
+    <w:p>
+      <w:pPr>
+        <w:spacing w:before="0" w:after="0" w:lineRule="exact" w:line="400"/>
+        <w:ind w:firstLine="0"/>
+        <w:jc w:val="both"/>
+      </w:pPr>
+      <w:r>
+        <w:rPr w:rFonts="宋体">
+          <w:rFonts w:ascii="宋体" w:hAnsi="宋体" w:eastAsia="宋体"/>
+          <w:b w:val="0"/>
+          <w:sz w:val="24"/>
+        </w:rPr>
+        <w:t xml:space="preserve">11. 杨名：《唐代舞蹈诗研究》，南京师范大学博士论文，2014年。</w:t>
+      </w:r>
+    </w:p>
+    <w:p>
+      <w:pPr>
+        <w:spacing w:before="0" w:after="0" w:lineRule="exact" w:line="400"/>
+        <w:ind w:firstLine="0"/>
+        <w:jc w:val="both"/>
+      </w:pPr>
+      <w:r>
+        <w:rPr w:rFonts="宋体">
+          <w:rFonts w:ascii="宋体" w:hAnsi="宋体" w:eastAsia="宋体"/>
+          <w:b w:val="0"/>
+          <w:sz w:val="24"/>
+        </w:rPr>
+        <w:t xml:space="preserve">12. 喻忠杰：《敦煌写本中戏剧发生研究》，兰州大学博士学位论文，2014年。</w:t>
+      </w:r>
+    </w:p>
+    <w:p>
+      <w:pPr>
+        <w:spacing w:before="0" w:after="0" w:lineRule="exact" w:line="400"/>
+        <w:ind w:firstLine="0"/>
+        <w:jc w:val="both"/>
+      </w:pPr>
+      <w:r>
+        <w:rPr w:rFonts="宋体">
+          <w:rFonts w:ascii="宋体" w:hAnsi="宋体" w:eastAsia="宋体"/>
+          <w:b w:val="0"/>
+          <w:sz w:val="24"/>
+        </w:rPr>
+        <w:t xml:space="preserve">13. 孟芳芳：《西域文化对汉代文学的影响》，沈阳师范大学博士学位论文，2014年。</w:t>
+      </w:r>
+    </w:p>
+    <w:p>
+      <w:pPr>
+        <w:spacing w:before="0" w:after="0" w:lineRule="exact" w:line="400"/>
+        <w:ind w:firstLine="0"/>
+        <w:jc w:val="both"/>
+      </w:pPr>
+      <w:r>
+        <w:rPr w:rFonts="宋体">
+          <w:rFonts w:ascii="宋体" w:hAnsi="宋体" w:eastAsia="宋体"/>
+          <w:b w:val="0"/>
+          <w:sz w:val="24"/>
+        </w:rPr>
+        <w:t xml:space="preserve">14. 刘雯：《汉魏六朝画像砖研究》，山东大学博士学位论文，2014年。</w:t>
+      </w:r>
+    </w:p>
+    <w:p>
+      <w:pPr>
+        <w:spacing w:before="0" w:after="0" w:lineRule="exact" w:line="400"/>
+        <w:ind w:firstLine="0"/>
+        <w:jc w:val="both"/>
+      </w:pPr>
+      <w:r>
+        <w:rPr w:rFonts="宋体">
+          <w:rFonts w:ascii="宋体" w:hAnsi="宋体" w:eastAsia="宋体"/>
+          <w:b w:val="0"/>
+          <w:sz w:val="24"/>
+        </w:rPr>
+        <w:t xml:space="preserve">15. 吕净植：《北魏音乐研究》，吉林大学博士学位论文，2016年。</w:t>
+      </w:r>
+    </w:p>
+    <w:p>
+      <w:pPr>
+        <w:spacing w:before="0" w:after="0" w:lineRule="exact" w:line="400"/>
+        <w:ind w:firstLine="0"/>
+        <w:jc w:val="both"/>
+      </w:pPr>
+      <w:r>
+        <w:rPr w:rFonts="宋体">
+          <w:rFonts w:ascii="宋体" w:hAnsi="宋体" w:eastAsia="宋体"/>
+          <w:b w:val="0"/>
+          <w:sz w:val="24"/>
+        </w:rPr>
+        <w:t xml:space="preserve">16. 胡娅：《汉魏之际文人的游艺风习与文学》，信阳师范学院博士学位论文，2016年。</w:t>
+      </w:r>
+    </w:p>
+    <w:p>
+      <w:pPr>
+        <w:spacing w:before="0" w:after="0" w:lineRule="exact" w:line="400"/>
+        <w:ind w:firstLine="0"/>
+        <w:jc w:val="both"/>
+      </w:pPr>
+      <w:r>
+        <w:rPr w:rFonts="宋体">
+          <w:rFonts w:ascii="宋体" w:hAnsi="宋体" w:eastAsia="宋体"/>
+          <w:b w:val="0"/>
+          <w:sz w:val="24"/>
+        </w:rPr>
+        <w:t xml:space="preserve">17. 张丹阳：《唐代教坊与文学研究》，浙江大学博士学位论文，2017年。</w:t>
+      </w:r>
+    </w:p>
+    <w:p>
+      <w:pPr>
+        <w:spacing w:before="0" w:after="0" w:lineRule="exact" w:line="400"/>
+        <w:ind w:firstLine="0"/>
+        <w:jc w:val="both"/>
+      </w:pPr>
+      <w:r>
+        <w:rPr w:rFonts="宋体">
+          <w:rFonts w:ascii="宋体" w:hAnsi="宋体" w:eastAsia="宋体"/>
+          <w:b w:val="0"/>
+          <w:sz w:val="24"/>
+        </w:rPr>
+        <w:t xml:space="preserve">18. 赵金平：《〈西京赋〉名物研究》，贵州师范大学博士学位论文，2018年。</w:t>
+      </w:r>
+    </w:p>
+    <w:p>
+      <w:pPr>
+        <w:spacing w:before="0" w:after="0" w:lineRule="exact" w:line="400"/>
+        <w:ind w:firstLine="0"/>
+        <w:jc w:val="both"/>
+      </w:pPr>
+      <w:r>
+        <w:rPr w:rFonts="宋体">
+          <w:rFonts w:ascii="宋体" w:hAnsi="宋体" w:eastAsia="宋体"/>
+          <w:b w:val="0"/>
+          <w:sz w:val="24"/>
+        </w:rPr>
+        <w:t xml:space="preserve">19. 雷铭：《秦汉禁苑研究》，东北师范大学博士论文，2019年。</w:t>
+      </w:r>
+    </w:p>
+    <w:p>
+      <w:pPr>
+        <w:spacing w:before="0" w:after="0" w:lineRule="exact" w:line="400"/>
+        <w:ind w:firstLine="0"/>
+        <w:jc w:val="both"/>
+      </w:pPr>
+      <w:r>
+        <w:rPr w:rFonts="宋体">
+          <w:rFonts w:ascii="宋体" w:hAnsi="宋体" w:eastAsia="宋体"/>
+          <w:b w:val="0"/>
+          <w:sz w:val="24"/>
+        </w:rPr>
+        <w:t xml:space="preserve">20. 宫文华：《宴飨礼乐与古代戏剧》，山西师范大学博士学位论文，2019年。</w:t>
+      </w:r>
+    </w:p>
+    <w:p>
+      <w:pPr>
+        <w:spacing w:before="0" w:after="0" w:lineRule="exact" w:line="400"/>
+        <w:ind w:firstLine="0"/>
+        <w:jc w:val="both"/>
+      </w:pPr>
+      <w:r>
+        <w:rPr w:rFonts="宋体">
+          <w:rFonts w:ascii="宋体" w:hAnsi="宋体" w:eastAsia="宋体"/>
+          <w:b w:val="0"/>
+          <w:sz w:val="24"/>
+        </w:rPr>
+        <w:t xml:space="preserve">21. 张洁：《汉画像石图像叙事研究》，武汉大学博士学位论文，2019年。</w:t>
+      </w:r>
+    </w:p>
+    <w:p>
+      <w:pPr>
+        <w:spacing w:before="0" w:after="0" w:lineRule="exact" w:line="400"/>
+        <w:ind w:firstLine="0"/>
+        <w:jc w:val="both"/>
+      </w:pPr>
+      <w:r>
+        <w:rPr w:rFonts="宋体">
+          <w:rFonts w:ascii="宋体" w:hAnsi="宋体" w:eastAsia="宋体"/>
+          <w:b w:val="0"/>
+          <w:sz w:val="24"/>
+        </w:rPr>
+        <w:t xml:space="preserve">22. 张裕涵：《唐代百戏演艺研究》，山西师范大学硕士论文，2020年。</w:t>
+      </w:r>
+    </w:p>
+    <w:p>
+      <w:pPr>
+        <w:spacing w:before="0" w:after="0" w:lineRule="exact" w:line="400"/>
+        <w:ind w:firstLine="0"/>
+        <w:jc w:val="both"/>
+      </w:pPr>
+      <w:r>
+        <w:rPr w:rFonts="宋体">
+          <w:rFonts w:ascii="宋体" w:hAnsi="宋体" w:eastAsia="宋体"/>
+          <w:b w:val="0"/>
+          <w:sz w:val="24"/>
+        </w:rPr>
+        <w:t xml:space="preserve">23. 高学德：《元前艺术赋史论》，山东大学博士论文，2022年。</w:t>
+      </w:r>
+    </w:p>
+    <w:p>
+      <w:pPr>
+        <w:spacing w:before="0" w:after="0" w:lineRule="exact" w:line="400"/>
+        <w:ind w:firstLine="0"/>
+        <w:jc w:val="both"/>
+      </w:pPr>
+      <w:r>
+        <w:rPr w:rFonts="宋体">
+          <w:rFonts w:ascii="宋体" w:hAnsi="宋体" w:eastAsia="宋体"/>
+          <w:b w:val="0"/>
+          <w:sz w:val="24"/>
+        </w:rPr>
+        <w:t xml:space="preserve">24. 陈树淑：《汉代休闲生活研究》，山东大学博士学位论文，2022年。</w:t>
+      </w:r>
+    </w:p>
+    <w:p>
+      <w:pPr>
+        <w:spacing w:before="0" w:after="0" w:lineRule="exact" w:line="400"/>
+        <w:ind w:firstLine="0"/>
+        <w:jc w:val="both"/>
+      </w:pPr>
+      <w:r>
+        <w:rPr w:rFonts="宋体">
+          <w:rFonts w:ascii="宋体" w:hAnsi="宋体" w:eastAsia="宋体"/>
+          <w:b w:val="0"/>
+          <w:sz w:val="24"/>
+        </w:rPr>
+        <w:t xml:space="preserve">25. 于汝运：《魏晋文学中的游艺书写研究》，西北师范大学博士学位论文，2022年。</w:t>
+      </w:r>
+    </w:p>
+    <w:p>
+      <w:pPr>
+        <w:spacing w:before="0" w:after="0" w:lineRule="exact" w:line="400"/>
+        <w:ind w:firstLine="0"/>
+        <w:jc w:val="both"/>
+      </w:pPr>
+      <w:r>
+        <w:rPr w:rFonts="宋体">
+          <w:rFonts w:ascii="宋体" w:hAnsi="宋体" w:eastAsia="宋体"/>
+          <w:b w:val="0"/>
+          <w:sz w:val="24"/>
+        </w:rPr>
+        <w:t xml:space="preserve">26. 郭润佳：《先秦两汉乐舞文学研究》，山东大学博士学位论文，2023年。</w:t>
+      </w:r>
+    </w:p>
+    <w:p>
+      <w:pPr>
+        <w:spacing w:before="0" w:after="0" w:lineRule="exact" w:line="400"/>
+        <w:ind w:firstLine="0"/>
+        <w:jc w:val="both"/>
+      </w:pPr>
+      <w:r>
+        <w:rPr w:rFonts="宋体">
+          <w:rFonts w:ascii="宋体" w:hAnsi="宋体" w:eastAsia="宋体"/>
+          <w:b w:val="0"/>
+          <w:sz w:val="24"/>
+        </w:rPr>
+        <w:t xml:space="preserve">27. 王瀚乐：《神仙思想与两汉诗赋研究》，青岛大学博士学位论文，2023年。</w:t>
       </w:r>
     </w:p>
     <w:p>
@@ -3108,7 +3684,7 @@
           <w:b w:val="0"/>
           <w:sz w:val="24"/>
         </w:rPr>
-        <w:t>1. 李吕婷：《魏晋南北朝百戏研究》，武汉音乐学院硕士论文，2007年。</w:t>
+        <w:t xml:space="preserve">1. 吴大顺：《魏晋南北朝音乐文化与歌辞研究》，扬州大学硕士学位论文，2005年。</w:t>
       </w:r>
     </w:p>
     <w:p>
@@ -3123,7 +3699,7 @@
           <w:b w:val="0"/>
           <w:sz w:val="24"/>
         </w:rPr>
-        <w:t>2. 徐秋雅：《汉赋中的社会风俗散论》，西南大学硕士论文，2011年。</w:t>
+        <w:t xml:space="preserve">2. 李吕婷：《魏晋南北朝百戏研究》，武汉音乐学院硕士论文，2007年。</w:t>
       </w:r>
     </w:p>
     <w:p>
@@ -3138,7 +3714,7 @@
           <w:b w:val="0"/>
           <w:sz w:val="24"/>
         </w:rPr>
-        <w:t>3. 马艺源：《隋代音乐文学研究》，西北大学硕士论文，2011年。</w:t>
+        <w:t xml:space="preserve">3. 徐秋雅：《汉赋中的社会风俗散论》，西南大学硕士论文，2011年。</w:t>
       </w:r>
     </w:p>
     <w:p>
@@ -3153,7 +3729,7 @@
           <w:b w:val="0"/>
           <w:sz w:val="24"/>
         </w:rPr>
-        <w:t>4. 张爽：《角抵戏研究》，江西师范大学硕士论文，2013年。</w:t>
+        <w:t xml:space="preserve">4. 马艺源：《隋代音乐文学研究》，西北大学硕士论文，2011年。</w:t>
       </w:r>
     </w:p>
     <w:p>
@@ -3168,7 +3744,7 @@
           <w:b w:val="0"/>
           <w:sz w:val="24"/>
         </w:rPr>
-        <w:t>5. 顾雅男：《汉代乐舞百戏画像石研究》，山西师范大学硕士论文，2013年。</w:t>
+        <w:t xml:space="preserve">5. 杨帆：《汉代乐舞百戏俑相关问题研究》，西北大学硕士论文，2012年。</w:t>
       </w:r>
     </w:p>
     <w:p>
@@ -3183,7 +3759,7 @@
           <w:b w:val="0"/>
           <w:sz w:val="24"/>
         </w:rPr>
-        <w:t>6. 孙晓丹：《狮子舞源流研究》，中国艺术研究院硕士论文，2013年。</w:t>
+        <w:t xml:space="preserve">6. 邵春驹：《魏晋南北朝游集文化研究》，扬州大学硕士学位论文，2012年。</w:t>
       </w:r>
     </w:p>
     <w:p>
@@ -3198,7 +3774,7 @@
           <w:b w:val="0"/>
           <w:sz w:val="24"/>
         </w:rPr>
-        <w:t>7. 魏玮：《汉赋与汉代风俗》，西北师范大学硕士论文，2013年。</w:t>
+        <w:t xml:space="preserve">7. 顾雅男：《汉代乐舞百戏画像石研究》，山西师范大学硕士论文，2013年。</w:t>
       </w:r>
     </w:p>
     <w:p>
@@ -3213,7 +3789,7 @@
           <w:b w:val="0"/>
           <w:sz w:val="24"/>
         </w:rPr>
-        <w:t>8. 李华云：《唐前游艺赋研究》，广西大学硕士论文，2014年。</w:t>
+        <w:t xml:space="preserve">8. 孙晓丹：《狮子舞源流研究》，中国艺术研究院硕士论文，2013年。</w:t>
       </w:r>
     </w:p>
     <w:p>
@@ -3228,7 +3804,7 @@
           <w:b w:val="0"/>
           <w:sz w:val="24"/>
         </w:rPr>
-        <w:t>9. 张婷：《唐代游艺赋研究》，江西师范大学硕士论文，2014年。</w:t>
+        <w:t xml:space="preserve">9. 杨绍华：《汉唐时期河洛地区体育文化研究》，河南大学硕士学位论文，2013年。</w:t>
       </w:r>
     </w:p>
     <w:p>
@@ -3243,7 +3819,7 @@
           <w:b w:val="0"/>
           <w:sz w:val="24"/>
         </w:rPr>
-        <w:t>10. 白曙璋：《北魏乐舞百戏形象研究》，山西大学硕士论文，2014年。</w:t>
+        <w:t xml:space="preserve">10. 李华云：《唐前游艺赋研究》，广西大学硕士论文，2014年。</w:t>
       </w:r>
     </w:p>
     <w:p>
@@ -3258,7 +3834,7 @@
           <w:b w:val="0"/>
           <w:sz w:val="24"/>
         </w:rPr>
-        <w:t>11. 胡娅：《汉魏之际文人的游艺风习与文学》，信阳师范学院硕士论文，2016年。</w:t>
+        <w:t xml:space="preserve">11. 张婷：《唐代游艺赋研究》，江西师范大学硕士论文，2014年。</w:t>
       </w:r>
     </w:p>
     <w:p>
@@ -3273,7 +3849,7 @@
           <w:b w:val="0"/>
           <w:sz w:val="24"/>
         </w:rPr>
-        <w:t>12. 郑楠：《西域幻术源流及其对文学叙事的影响》，陕西师范大学硕士论文，2016年。</w:t>
+        <w:t xml:space="preserve">12. 白曙璋：《北魏乐舞百戏形象研究》，山西大学硕士论文，2014年。</w:t>
       </w:r>
     </w:p>
     <w:p>
@@ -3288,7 +3864,7 @@
           <w:b w:val="0"/>
           <w:sz w:val="24"/>
         </w:rPr>
-        <w:t>13. 刘畅：《汉代乐舞百戏画像石的地域特征研究》，西安美术学院硕士论文，2018年。</w:t>
+        <w:t xml:space="preserve">13. 郑楠：《西域幻术源流及其对文学叙事的影响》，陕西师范大学硕士论文，2016年。</w:t>
       </w:r>
     </w:p>
     <w:p>
@@ -3303,7 +3879,7 @@
           <w:b w:val="0"/>
           <w:sz w:val="24"/>
         </w:rPr>
-        <w:t>14. 李建秀：《唐代游艺赋嬗变研究》，河北师范大学硕士论文，2019年。</w:t>
+        <w:t xml:space="preserve">14. 刘畅：《汉代乐舞百戏画像石的地域特征研究》，西安美术学院硕士论文，2018年。</w:t>
       </w:r>
     </w:p>
     <w:p>
@@ -3318,7 +3894,7 @@
           <w:b w:val="0"/>
           <w:sz w:val="24"/>
         </w:rPr>
-        <w:t>15. 王子君：《汉画像乐舞百戏图像研究》，江苏师范大学硕士论文，2020年。</w:t>
+        <w:t xml:space="preserve">15. 李建秀：《唐代游艺赋嬗变研究》，河北师范大学硕士论文，2019年。</w:t>
       </w:r>
     </w:p>
     <w:p>
@@ -3333,7 +3909,7 @@
           <w:b w:val="0"/>
           <w:sz w:val="24"/>
         </w:rPr>
-        <w:t>16. 姚依含：《唐宋马术文学文献研究》，西华师范大学硕士论文，2020年。</w:t>
+        <w:t xml:space="preserve">16. 王子君：《汉画像乐舞百戏图像研究》，江苏师范大学硕士论文，2020年。</w:t>
       </w:r>
     </w:p>
     <w:p>
@@ -3348,7 +3924,7 @@
           <w:b w:val="0"/>
           <w:sz w:val="24"/>
         </w:rPr>
-        <w:t>17. 杨帆：《汉代乐舞百戏俑相关问题研究》，西北大学硕士论文，2021年。</w:t>
+        <w:t xml:space="preserve">17. 姚依含：《唐宋马术文学文献研究》，西华师范大学硕士论文，2020年。</w:t>
       </w:r>
     </w:p>
     <w:p>
@@ -3363,7 +3939,7 @@
           <w:b w:val="0"/>
           <w:sz w:val="24"/>
         </w:rPr>
-        <w:t>18. 马程程：《北魏百戏图像与佛教行像研究》，华东师范大学硕士论文，2021年。</w:t>
+        <w:t xml:space="preserve">18. 缪萍：《论六朝百戏的生存空间及其影响》，哈尔滨音乐学院硕士学位论文，2020年。</w:t>
       </w:r>
     </w:p>
     <w:p>
@@ -3378,7 +3954,7 @@
           <w:b w:val="0"/>
           <w:sz w:val="24"/>
         </w:rPr>
-        <w:t>19. 于汝运：《魏晋文学中的游艺书写研究》，西北师范大学硕士论文，2022年。</w:t>
+        <w:t xml:space="preserve">19. 肖绮柔：《汉唐舞赋中的舞蹈研究》，福建师范大学硕士学位论文，2020年。</w:t>
       </w:r>
     </w:p>
     <w:p>
@@ -3393,7 +3969,22 @@
           <w:b w:val="0"/>
           <w:sz w:val="24"/>
         </w:rPr>
-        <w:t>20. 王娜：《汉代画像石乐舞百戏图像研究》，南京艺术学院硕士论文，2022年。</w:t>
+        <w:t xml:space="preserve">20. 马程程：《北魏百戏图像与佛教行像研究》，华东师范大学硕士论文，2021年。</w:t>
+      </w:r>
+    </w:p>
+    <w:p>
+      <w:pPr>
+        <w:spacing w:before="0" w:after="0" w:lineRule="exact" w:line="400"/>
+        <w:ind w:firstLine="0"/>
+        <w:jc w:val="both"/>
+      </w:pPr>
+      <w:r>
+        <w:rPr w:rFonts="宋体">
+          <w:rFonts w:ascii="宋体" w:hAnsi="宋体" w:eastAsia="宋体"/>
+          <w:b w:val="0"/>
+          <w:sz w:val="24"/>
+        </w:rPr>
+        <w:t xml:space="preserve">21. 王娜：《汉代画像石乐舞百戏图像研究》，南京艺术学院硕士论文，2022年。</w:t>
       </w:r>
     </w:p>
     <w:sectPr>
